--- a/fanfic/ffn_upload/ch07.docx
+++ b/fanfic/ffn_upload/ch07.docx
@@ -92,7 +92,7 @@
         <w:t xml:space="preserve"> </w:t>
       </w:r>
       <w:r>
-        <w:t xml:space="preserve">The sergeant at the hatch had red markings on his pauldron and a voice like a closed door.</w:t>
+        <w:t xml:space="preserve">The sergeant at the hatch had red markings on his pauldron and a voice with no give in it.</w:t>
       </w:r>
       <w:r>
         <w:t xml:space="preserve"> </w:t>
@@ -397,7 +397,7 @@
         <w:pStyle w:val="BodyText"/>
       </w:pPr>
       <w:r>
-        <w:t xml:space="preserve">It came up the incline like water, through the grey coat, through the thermals beneath it, straight to the bone. Her first breath of it burned. Her second made her lekku ache all the way to the tips. Togruta came from a warm world; she had fought on Hoth-cold planets before, but always with the Force banking a little heat in her, the way you’d shield a candle with your hand. There was no hand now.</w:t>
+        <w:t xml:space="preserve">It came up the incline like water, through the grey coat, through the thermals beneath it, straight to the bone. Her first breath of it burned. Her second made her lekku ache all the way to the tips. Togruta came from a warm world; she had been cold before, on Ilum and worse places, but always with the Force banking a little heat in her, the way you’d shield a candle with your hand. There was no hand now.</w:t>
       </w:r>
     </w:p>
     <w:p>
@@ -1226,7 +1226,7 @@
         <w:pStyle w:val="BodyText"/>
       </w:pPr>
       <w:r>
-        <w:t xml:space="preserve">The Trandoshan who sat down was big even for his kind, his scales a dun, mottled green, a notch cut out of the ridge above his left eye where something had once bitten or burned it. He still wore a labor harness over his thermals, its buckles rimed with frost. He didn’t have a tray. He folded his clawed hands on the table and looked at her for a long moment with his slit-pupiled eyes, and then he leaned forward and breathed in, slowly, through his nostril slits.</w:t>
+        <w:t xml:space="preserve">The Trandoshan who sat down was big even for his kind, his scales a dun, mottled green, a notch cut out of the ridge above his left eye where something had once bitten or burned it. He still wore a labor harness over his thermals, its buckles rimed with frost. He didn’t have a tray. He folded his clawed hands on the table and studied her with his slit-pupiled eyes, unhurried, and then he leaned forward and breathed in, slowly, through his nostril slits.</w:t>
       </w:r>
     </w:p>
     <w:p>
@@ -1498,7 +1498,7 @@
         <w:pStyle w:val="BodyText"/>
       </w:pPr>
       <w:r>
-        <w:t xml:space="preserve">The woman who’d come up to the table was human, and old—sixties at least, with white hair cropped close to a skull that looked like it had been in a few fights of its own. Her face was weathered into a permanent squint, the kind spacers got from too many years staring through bad viewports. Two fingers of her left hand were stiff and slightly darker than the rest, old frostbite, and she was holding her tray in the other hand as if she’d never had a problem in her life.</w:t>
+        <w:t xml:space="preserve">The woman who’d come up to the table was human, and old—sixties at least, with white hair cropped close to a skull that looked like it had been in a few fights of its own. Her face was weathered into a permanent squint, the kind spacers got from too many years staring through bad viewports. Two fingers of her left hand ended short and blunt at the first joint, old frostbite, and she was holding her tray in the other hand as if she’d never had a problem in her life.</w:t>
       </w:r>
     </w:p>
     <w:p>
